--- a/Classwork_ALevel_20260911.docx
+++ b/Classwork_ALevel_20260911.docx
@@ -95,12 +95,20 @@
                 <w:lang w:val="en-US"/>
               </w:rPr>
             </w:pPr>
+            <w:commentRangeStart w:id="1"/>
             <w:r>
               <w:rPr>
                 <w:rFonts w:hint="default"/>
                 <w:lang w:val="en-US"/>
               </w:rPr>
               <w:t>A function calling itself with a recursion step and base step so that it may terminate eventually.</w:t>
+            </w:r>
+            <w:commentRangeEnd w:id="1"/>
+            <w:r>
+              <w:rPr>
+                <w:rStyle w:val="CommentReference"/>
+              </w:rPr>
+              <w:commentReference w:id="1"/>
             </w:r>
           </w:p>
         </w:tc>
@@ -165,12 +173,20 @@
                 <w:lang w:val="en-US"/>
               </w:rPr>
             </w:pPr>
+            <w:commentRangeStart w:id="2"/>
             <w:r>
               <w:rPr>
                 <w:rFonts w:hint="default"/>
                 <w:lang w:val="en-US"/>
               </w:rPr>
               <w:t>Ensuring the recursion calls stop at some time and converges to return a definite result.</w:t>
+            </w:r>
+            <w:commentRangeEnd w:id="2"/>
+            <w:r>
+              <w:rPr>
+                <w:rStyle w:val="CommentReference"/>
+              </w:rPr>
+              <w:commentReference w:id="2"/>
             </w:r>
           </w:p>
         </w:tc>
@@ -235,12 +251,20 @@
                 <w:lang w:val="en-US" w:eastAsia="zh-CN"/>
               </w:rPr>
             </w:pPr>
+            <w:commentRangeStart w:id="3"/>
             <w:r>
               <w:rPr>
                 <w:rFonts w:hint="eastAsia" w:eastAsia="宋体"/>
                 <w:lang w:val="en-US" w:eastAsia="zh-CN"/>
               </w:rPr>
               <w:t>Because stack follows the principle of LIFO, ensuring that functions are returned in the reverse order in which they were called.</w:t>
+            </w:r>
+            <w:commentRangeEnd w:id="3"/>
+            <w:r>
+              <w:rPr>
+                <w:rStyle w:val="CommentReference"/>
+              </w:rPr>
+              <w:commentReference w:id="3"/>
             </w:r>
           </w:p>
           <w:p>
@@ -1054,8 +1078,16 @@
             <w:pPr>
               <w:spacing w:line="240" w:lineRule="auto"/>
             </w:pPr>
+            <w:commentRangeStart w:id="4"/>
             <w:r>
               <w:t>State the string returned by to_binary(13). Show the unfolding of the recursive calls.</w:t>
+            </w:r>
+            <w:commentRangeEnd w:id="4"/>
+            <w:r>
+              <w:rPr>
+                <w:rStyle w:val="CommentReference"/>
+              </w:rPr>
+              <w:commentReference w:id="4"/>
             </w:r>
           </w:p>
           <w:p>
@@ -1494,6 +1526,7 @@
                 <w:szCs w:val="21"/>
               </w:rPr>
             </w:pPr>
+            <w:commentRangeStart w:id="5"/>
             <w:r>
               <w:rPr>
                 <w:rFonts w:hint="default" w:ascii="Consolas" w:hAnsi="Consolas" w:eastAsia="Consolas" w:cs="Consolas"/>
@@ -1577,6 +1610,13 @@
                 <w:lang w:val="en-US" w:eastAsia="zh-CN" w:bidi="ar"/>
               </w:rPr>
               <w:t>):</w:t>
+            </w:r>
+            <w:commentRangeEnd w:id="5"/>
+            <w:r>
+              <w:rPr>
+                <w:rStyle w:val="CommentReference"/>
+              </w:rPr>
+              <w:commentReference w:id="5"/>
             </w:r>
           </w:p>
           <w:p>
@@ -3642,12 +3682,20 @@
                 <w:lang w:val="en-US" w:eastAsia="zh-CN"/>
               </w:rPr>
             </w:pPr>
+            <w:commentRangeStart w:id="6"/>
             <w:r>
               <w:rPr>
                 <w:rFonts w:hint="default" w:eastAsia="宋体"/>
                 <w:lang w:val="en-US" w:eastAsia="zh-CN"/>
               </w:rPr>
               <w:t>Entering and deleting text.</w:t>
+            </w:r>
+            <w:commentRangeEnd w:id="6"/>
+            <w:r>
+              <w:rPr>
+                <w:rStyle w:val="CommentReference"/>
+              </w:rPr>
+              <w:commentReference w:id="6"/>
             </w:r>
           </w:p>
         </w:tc>
@@ -3794,6 +3842,14 @@
             <w:pPr>
               <w:spacing w:line="240" w:lineRule="auto"/>
             </w:pPr>
+            <w:commentRangeStart w:id="7"/>
+            <w:commentRangeEnd w:id="7"/>
+            <w:r>
+              <w:rPr>
+                <w:rStyle w:val="CommentReference"/>
+              </w:rPr>
+              <w:commentReference w:id="7"/>
+            </w:r>
           </w:p>
         </w:tc>
       </w:tr>
@@ -3857,12 +3913,20 @@
                 <w:lang w:val="en-US"/>
               </w:rPr>
             </w:pPr>
+            <w:commentRangeStart w:id="8"/>
             <w:r>
               <w:rPr>
                 <w:rFonts w:hint="default"/>
                 <w:lang w:val="en-US"/>
               </w:rPr>
               <w:t>Because in a circular array, front pointer will move back to the start after many times of dequeue operations, unlike when in an ordinary array the front pointer will move towards the end of the array and leave no space for the queue to store data. The front pointer is used to indicate the beginning of the queue and the rear pointer is used to indicate the end of the queue.</w:t>
+            </w:r>
+            <w:commentRangeEnd w:id="8"/>
+            <w:r>
+              <w:rPr>
+                <w:rStyle w:val="CommentReference"/>
+              </w:rPr>
+              <w:commentReference w:id="8"/>
             </w:r>
           </w:p>
         </w:tc>
@@ -3937,6 +4001,7 @@
                 <w:szCs w:val="21"/>
               </w:rPr>
             </w:pPr>
+            <w:commentRangeStart w:id="9"/>
             <w:r>
               <w:rPr>
                 <w:rFonts w:hint="default" w:ascii="Consolas" w:hAnsi="Consolas" w:eastAsia="Consolas" w:cs="Consolas"/>
@@ -4020,6 +4085,13 @@
                 <w:lang w:val="en-US" w:eastAsia="zh-CN" w:bidi="ar"/>
               </w:rPr>
               <w:t>):</w:t>
+            </w:r>
+            <w:commentRangeEnd w:id="9"/>
+            <w:r>
+              <w:rPr>
+                <w:rStyle w:val="CommentReference"/>
+              </w:rPr>
+              <w:commentReference w:id="9"/>
             </w:r>
           </w:p>
           <w:p>
@@ -8489,6 +8561,74 @@
     </w:sectPr>
   </w:body>
 </w:document>
+</file>
+
+<file path=word/comments.xml><?xml version="1.0" encoding="utf-8"?>
+<w:comments xmlns:w="http://schemas.openxmlformats.org/wordprocessingml/2006/main">
+  <w:comment w:id="1" w:author="Teacher" w:date="2026-09-16T00:00:00Z">
+    <w:p>
+      <w:r>
+        <w:t xml:space="preserve">3/4 - Good: a function calls itself and has a base step. Add that each recursive call works on a smaller or simpler version of the same problem, which is what guarantees convergence. (-1)</w:t>
+      </w:r>
+    </w:p>
+  </w:comment>
+  <w:comment w:id="2" w:author="Teacher" w:date="2026-09-16T00:00:00Z">
+    <w:p>
+      <w:r>
+        <w:t xml:space="preserve">3/3 - Full marks. Stating that the recursion stops and converges to a definite result answers the question. You could also add that the base case is the simplest instance, solved without any further recursive call.</w:t>
+      </w:r>
+    </w:p>
+  </w:comment>
+  <w:comment w:id="3" w:author="Teacher" w:date="2026-09-16T00:00:00Z">
+    <w:p>
+      <w:r>
+        <w:t xml:space="preserve">2/5 - LIFO and the reverse return order are correct. Missing the mechanism: each call pushes an activation record (return address + local variables), and the records are popped in reverse order so the most recent call returns first. (-3)</w:t>
+      </w:r>
+    </w:p>
+  </w:comment>
+  <w:comment w:id="4" w:author="Teacher" w:date="2026-09-16T00:00:00Z">
+    <w:p>
+      <w:r>
+        <w:t xml:space="preserve">8/8 - Full marks. Your expression evaluates to "1101" and the nesting order is shown correctly, so the unfolding is right. Writing the final string out explicitly would make the answer clearer still.</w:t>
+      </w:r>
+    </w:p>
+  </w:comment>
+  <w:comment w:id="5" w:author="Teacher" w:date="2026-09-16T00:00:00Z">
+    <w:p>
+      <w:r>
+        <w:t xml:space="preserve">10/12 - The logic is correct (bounds check, empty check, global used, pop returns the item). Two problems: (1) the body of pop() is not indented - 'global topPointer', 'item = None' and 'if topPointer &gt;= 0:' sit at the left margin, so the function will not run; (2) 'stackFull : int' is not valid Python and 'stack = [None for i in range(stackFull)]' uses stackFull before it is assigned. Note also that some lines use non-breaking spaces (from pasting), which Python rejects - retype the indentation. (-2)</w:t>
+      </w:r>
+    </w:p>
+  </w:comment>
+  <w:comment w:id="6" w:author="Teacher" w:date="2026-09-16T00:00:00Z">
+    <w:p>
+      <w:r>
+        <w:t xml:space="preserve">4/4 - Full marks. The question did not require a reason, so the situation alone earns the marks. Note that 'entering and deleting text' is very close to the undo example already given in the question - a clearly different application (browser back button, call stack, balanced brackets) would be a stronger answer.</w:t>
+      </w:r>
+    </w:p>
+  </w:comment>
+  <w:comment w:id="7" w:author="Teacher" w:date="2026-09-16T00:00:00Z">
+    <w:p>
+      <w:r>
+        <w:t xml:space="preserve">6/6 - Full marks. Your answer was placed in a small box inside the answer frame - it covers FIFO and the difference between enqueue and dequeue. (Please put answers directly in the answer frame next time so they are not missed.)</w:t>
+      </w:r>
+    </w:p>
+  </w:comment>
+  <w:comment w:id="8" w:author="Teacher" w:date="2026-09-16T00:00:00Z">
+    <w:p>
+      <w:r>
+        <w:t xml:space="preserve">6/8 - Wrap-around and the reuse of freed space are explained, and both pointers are described. Missing: that this avoids shifting the remaining elements, which an ordinary array would require after every dequeue. (-2)</w:t>
+      </w:r>
+    </w:p>
+  </w:comment>
+  <w:comment w:id="9" w:author="Teacher" w:date="2026-09-16T00:00:00Z">
+    <w:p>
+      <w:r>
+        <w:t xml:space="preserve">7/12 - The count-based full/empty checks and the 'global' statements are correct. The wrap-around is wrong: you compare the pointer against QueLen - 1 (the number of items) instead of the array capacity QueFul - 1. With an empty queue neither branch is taken, so enqueue stores nothing at all. Use RearPointer = (RearPointer + 1) % QueFul. Also 'QueFul : int' is not valid Python, leaving the array size unset. (-5)</w:t>
+      </w:r>
+    </w:p>
+  </w:comment>
+</w:comments>
 </file>
 
 <file path=word/endnotes.xml><?xml version="1.0" encoding="utf-8"?>
